--- a/output/presentation/localmind-demo-and-speaking-guide.docx
+++ b/output/presentation/localmind-demo-and-speaking-guide.docx
@@ -19,7 +19,7 @@
           <w:b/>
           <w:i w:val="0"/>
         </w:rPr>
-        <w:t>A practical handbook for a ten minute presentation</w:t>
+        <w:t xml:space="preserve">A ten minute presentation updated 17 October 2026</w:t>
       </w:r>
     </w:p>
     <w:p>
@@ -31,7 +31,7 @@
           <w:b w:val="0"/>
           <w:i w:val="0"/>
         </w:rPr>
-        <w:t>Use this guide to explain the project, run a controlled two minute demonstration, and answer viva questions. Read only the speech paragraphs aloud. Operation cues, preparation tasks, and optional answers are outside the timed script.</w:t>
+        <w:t xml:space="preserve">Use this guide to explain LocalMind, run a prepared two minute demonstration and answer viva questions. The speaking pages match the current Markdown script. Read only speech paragraphs aloud; operation cues, preparation and optional answers are outside the ten minute timing.</w:t>
       </w:r>
     </w:p>
     <w:p>
@@ -1097,7 +1097,7 @@
           <w:b w:val="0"/>
           <w:i w:val="0"/>
         </w:rPr>
-        <w:t>The diagram shows the main data path. The browser and local API coordinate requests; SQLite supplies persistent records. The agent uses the custom MCP stdio server to reach approved knowledge and memory tools, and Ollama runs the downloaded model locally.</w:t>
+        <w:t xml:space="preserve">The diagram shows the document workflow. The app handles greetings without a model or retrieval. File inventories use MCP index metadata. Document questions use the local API, SQLite evidence, the MCP stdio server and Ollama inference; the browser displays the result for review.</w:t>
       </w:r>
     </w:p>
     <w:p>
@@ -1117,7 +1117,7 @@
           <w:b w:val="0"/>
           <w:i w:val="0"/>
         </w:rPr>
-        <w:t>RAG means retrieval augmented generation. Instead of relying only on a model's training, the application finds relevant passages and sends selected evidence with the question. Full-text search matches words; embeddings can help find related meaning. A retrieved fact can still be lost or misused before the final answer.</w:t>
+        <w:t xml:space="preserve">RAG means retrieval augmented generation. Search finds relevant passages and supplies selected evidence with the question. Current records preserve the actual filename, path and document identifier. Cards group excerpts from one file while keeping original citation numbers. Retrieval and real references still do not guarantee a correct claim.</w:t>
       </w:r>
     </w:p>
     <w:p>
@@ -1194,7 +1194,7 @@
           <w:b w:val="0"/>
           <w:i w:val="0"/>
         </w:rPr>
-        <w:t>Finish setup and rehearsal beforehand. During the talk, show only the two supplied sample files. Do not connect a personal home folder or a whole drive for this demonstration.</w:t>
+        <w:t xml:space="preserve">Prepare before the clock starts. Show only the two supplied sample files. Verify the chosen workspace is running; this update does not establish that the separate demo on port 8766 is ready.</w:t>
       </w:r>
     </w:p>
     <w:p>
@@ -1214,7 +1214,7 @@
           <w:b w:val="0"/>
           <w:i w:val="0"/>
         </w:rPr>
-        <w:t>Start with a dedicated demo data directory, preserve the normal database, close private tabs, mute notifications, plug in the charger, and close unrelated GPU-heavy applications.</w:t>
+        <w:t xml:space="preserve">After normal Linux setup, run bash output/presentation/start-presentation-demo.sh from the checkout root. It uses separate sample data on port 8766 and the shared local model service. Preserve normal data and close private tabs.</w:t>
       </w:r>
     </w:p>
     <w:p>
@@ -1234,7 +1234,7 @@
           <w:b w:val="0"/>
           <w:i w:val="0"/>
         </w:rPr>
-        <w:t>Open Settings &gt; Local runtime and use Refresh status. Confirm the Chat model is Ready. Semantic search needs its embedding model; keyword search and stored text remain useful without it.</w:t>
+        <w:t xml:space="preserve">In Settings, refresh runtime status and verify readiness. Source defaults remain Qwen3 4B / 8192. The optional Qwen3.5 9B / 12288 profile needs more memory. Warm the model beforehand; an HDD cold load may take a minute or longer.</w:t>
       </w:r>
     </w:p>
     <w:p>
@@ -1294,7 +1294,7 @@
           <w:b w:val="0"/>
           <w:i w:val="0"/>
         </w:rPr>
-        <w:t>Read lighthouse-project.md and locate Storage decision. Rehearse the exact question on page 4, but never describe a prepared response as a fresh live result. Keep the source reader available as a fallback.</w:t>
+        <w:t xml:space="preserve">Read lighthouse-project.md at Storage decision. Rehearse the question on page 4 after the model is loaded. The ten second wait limit applies to this warmed demonstration. Keep the source reader available.</w:t>
       </w:r>
     </w:p>
     <w:p>
@@ -1665,7 +1665,7 @@
           <w:b w:val="0"/>
           <w:i w:val="0"/>
         </w:rPr>
-        <w:t>Current Linux sample folder: /run/media/trijal/HDD/SpecialisationBySol/examples/knowledge. On Windows, use the actual checkout folder followed by \examples\knowledge. The app address is normally http://127.0.0.1:8765; use the address shown by the launcher.</w:t>
+        <w:t xml:space="preserve">Use examples/knowledge inside your checkout; on Windows use the actual checkout path followed by \examples\knowledge. The normal app address is http://127.0.0.1:8765. The Linux demo uses http://127.0.0.1:8766 when its launcher is running.</w:t>
       </w:r>
     </w:p>
     <w:p>
@@ -1770,7 +1770,7 @@
           <w:b w:val="0"/>
           <w:i w:val="0"/>
         </w:rPr>
-        <w:t>After the restart on 17 October 2026, the two-document demo at http://127.0.0.1:8766 returned SQLite with source [1]. Search and recall appeared in its trace, and saved project memory remained available. This single rehearsal is not an accuracy benchmark.</w:t>
+        <w:t xml:space="preserve">The retained 17 October context-repair rehearsal returned SQLite with a source and preserved memory. That dated record was not repeated for the latest greeting and metadata fixes. Check the demo before presenting; prepared rehearsal evidence is not a fresh live result.</w:t>
       </w:r>
     </w:p>
     <w:p>
@@ -2243,7 +2243,7 @@
           <w:b w:val="0"/>
           <w:i w:val="0"/>
         </w:rPr>
-        <w:t>Good morning, respected panel members. We are Trijal Burman, Tiya Singh, Gayatri Rajesh Apotikar, and Nimita Jestin from SIT. Under the guidance of Dr. Sonali Kothari, we are presenting LocalMind: a Local-First Agentic Knowledge Copilot with a Custom MCP Memory Server.</w:t>
+        <w:t xml:space="preserve">Good morning, respected panel members. We are Trijal Burman, Tiya Singh, Gayatri Rajesh Apotikar, and Nimita Jestin from SIT. Under the guidance of Dr. Sonali Kothari, we are presenting LocalMind: a Local-First Agentic Knowledge Copilot with a Custom MCP Memory Server.</w:t>
       </w:r>
     </w:p>
     <w:p>
@@ -2268,7 +2268,7 @@
           <w:b w:val="0"/>
           <w:i w:val="0"/>
         </w:rPr>
-        <w:t>Our problem is scattered knowledge and lost project context. A useful decision may be in a document, a lecture note, or an earlier conversation. Finding it again takes effort, and an ordinary chat has a limited context window. We wanted a workspace that helps a person find, inspect, and reuse their own approved information.</w:t>
+        <w:t xml:space="preserve">Our problem is scattered knowledge and lost project context. A useful decision may be in a document, a lecture note, or an earlier conversation. Finding it again takes effort, and an ordinary chat has a limited context window. We wanted a workspace that helps a person find, inspect, and reuse their own approved information.</w:t>
       </w:r>
     </w:p>
     <w:p>
@@ -2293,7 +2293,7 @@
           <w:b w:val="0"/>
           <w:i w:val="0"/>
         </w:rPr>
-        <w:t>The prototype searches supported local files, shows source references, reads extracted document text, saves explicit memories, and drafts project plans. It uses existing local models rather than training a new large model. A saved memory belongs in a database; a relevant passage is supplied to the model when a request is made.</w:t>
+        <w:t xml:space="preserve">The prototype searches supported local files, shows source references, reads extracted document text, saves explicit memories, and drafts project plans. It uses existing local models rather than training a new large model. A saved memory belongs in a database; a relevant passage is supplied to the model when a request is made.</w:t>
       </w:r>
     </w:p>
     <w:p>
@@ -2318,7 +2318,7 @@
           <w:b w:val="0"/>
           <w:i w:val="0"/>
         </w:rPr>
-        <w:t>Local-first does not mean unrestricted drive access. The user chooses folders on the HDD or SSD. Initial software and model downloads need internet, but the intended workflow can then run offline without a paid hosted API. Hardware, electricity, and storage still have costs. Local processing also does not guarantee that every generated statement is correct.</w:t>
+        <w:t xml:space="preserve">Local-first does not mean unrestricted drive access. The user chooses folders on the HDD or SSD. Initial software and model downloads need internet, but the intended workflow can then run offline without a paid hosted API. Hardware, electricity, and storage still have costs. Local processing also does not guarantee that every generated statement is correct.</w:t>
       </w:r>
     </w:p>
     <w:p>
@@ -2343,7 +2343,7 @@
           <w:b w:val="0"/>
           <w:i w:val="0"/>
         </w:rPr>
-        <w:t>Tiya will now explain how retrieval, persistent storage, and our custom MCP server work together. The speaking roles we have assigned today are presentation roles, not a claim about each person's individual implementation contribution.</w:t>
+        <w:t xml:space="preserve">Tiya will now explain how retrieval, persistent storage, and our custom MCP server work together. The speaking roles we have assigned today are presentation roles, not a claim about each person's individual implementation contribution.</w:t>
       </w:r>
     </w:p>
     <w:p>
@@ -2405,7 +2405,7 @@
           <w:b w:val="0"/>
           <w:i w:val="0"/>
         </w:rPr>
-        <w:t>The workflow starts with an approved folder. Supported text is extracted and divided into smaller overlapping passages. SQLite stores the complete extracted text, passage information, conversations, and memories. EmbeddingGemma represents passages as numerical vectors, while SQLite full-text search finds matching words. The retrieval layer combines these signals to select useful evidence.</w:t>
+        <w:t xml:space="preserve">The workflow starts with an approved folder. Supported text is extracted and divided into smaller overlapping passages. SQLite stores the complete extracted text, passage information, conversations, and memories. EmbeddingGemma represents passages as numerical vectors, while SQLite full-text search finds matching words. The retrieval layer combines these signals to select useful evidence.</w:t>
       </w:r>
     </w:p>
     <w:p>
@@ -2430,7 +2430,7 @@
           <w:b w:val="0"/>
           <w:i w:val="0"/>
         </w:rPr>
-        <w:t>RAG means retrieval-augmented generation. We retrieve evidence and provide selected passages with the question to a language model. Here, Qwen3 runs locally through Ollama. The response can contain numbered source references. Retrieval gives the model context, but we must still check whether the model received that context and used it correctly.</w:t>
+        <w:t xml:space="preserve">RAG means retrieval-augmented generation. We retrieve evidence and provide selected passages with the question to a language model. Qwen runs locally through Ollama. This laptop uses the optional Qwen3.5 nine-billion-parameter profile with twelve thousand two hundred eighty-eight context tokens. Source defaults remain four billion parameters and eight thousand one hundred ninety-two tokens. The paper measured the earlier model. References help us inspect evidence; they do not guarantee a correct answer.</w:t>
       </w:r>
     </w:p>
     <w:p>
@@ -2455,7 +2455,7 @@
           <w:b w:val="0"/>
           <w:i w:val="0"/>
         </w:rPr>
-        <w:t>MCP has a different purpose: it is a standard interface for discovering and calling tools. Our custom local server provides search, document reading, memory recall, and project functions through a real stdio connection. RAG is the information-finding approach; MCP is the tool connection. It is not a model, database, or automatic accuracy improvement.</w:t>
+        <w:t xml:space="preserve">MCP has a different purpose: it is a standard interface for discovering and calling tools. Our custom local server provides search, document reading, memory recall, and project functions through a real stdio connection. RAG is the information-finding approach; MCP is the tool connection. It is not a model, database, or automatic accuracy improvement.</w:t>
       </w:r>
     </w:p>
     <w:p>
@@ -2480,7 +2480,7 @@
           <w:b w:val="0"/>
           <w:i w:val="0"/>
         </w:rPr>
-        <w:t>An explicit memory persists in SQLite and can be retrieved in a later conversation. That is separate from the temporary model context and does not retrain its weights. Internal model-selected tools are read-only and bounded. The development setup used an RTX 5050, Ryzen 7 250, and sixteen gigabytes of RAM; that does not establish a universal performance guarantee.</w:t>
+        <w:t xml:space="preserve">An explicit memory persists in SQLite and can be retrieved in a later conversation. That is separate from the temporary model context and does not retrain its weights. Internal model-selected tools are read-only and bounded. The development setup used an RTX 5050, Ryzen 7 250, and sixteen gigabytes of RAM; that does not establish a universal performance guarantee.</w:t>
       </w:r>
     </w:p>
     <w:p>
@@ -2493,7 +2493,7 @@
           <w:b w:val="0"/>
           <w:i/>
         </w:rPr>
-        <w:t>Operate  Y5  Return to Library. Give keyboard control to Gayatri.</w:t>
+        <w:t xml:space="preserve">Operate  Y5  Point to source identities, then return to Library and hand over.</w:t>
       </w:r>
     </w:p>
     <w:p>
@@ -2505,7 +2505,7 @@
           <w:b w:val="0"/>
           <w:i w:val="0"/>
         </w:rPr>
-        <w:t>Gayatri will demonstrate the prepared Lighthouse samples. We will check the actual source and save a memory, rather than treating a confident-looking response as proof of correctness.</w:t>
+        <w:t xml:space="preserve">Document evidence now includes actual filenames, paths and document identifiers. The display groups excerpts from the same file while preserving their original citation numbers. Gayatri will demonstrate the prepared Lighthouse samples. We will compare the response with its source and save an explicit memory.</w:t>
       </w:r>
     </w:p>
     <w:p>
@@ -2567,7 +2567,7 @@
           <w:b w:val="0"/>
           <w:i w:val="0"/>
         </w:rPr>
-        <w:t>These are two supplied sample files, not personal documents. They were indexed before this timed demo. The Lighthouse document explicitly says to use SQLite for extracted text, conversations, and project memories. We can inspect that source directly.</w:t>
+        <w:t xml:space="preserve">These are two supplied sample files, not personal documents. They were indexed before this timed demo. The Lighthouse document explicitly says to use SQLite for extracted text, conversations, and project memories. We can inspect that source directly.</w:t>
       </w:r>
     </w:p>
     <w:p>
@@ -2592,7 +2592,7 @@
           <w:b w:val="0"/>
           <w:i w:val="0"/>
         </w:rPr>
-        <w:t>I am asking a question whose answer is written in the sample. Once the response is ready, I compare it with its source card. If it disagrees or abstains, the document remains the evidence we should trust.</w:t>
+        <w:t xml:space="preserve">I am asking a question whose answer is written in the sample. Once the response is ready, I compare it with its source card. If it disagrees or abstains, the document remains the evidence we should trust.</w:t>
       </w:r>
     </w:p>
     <w:p>
@@ -2617,7 +2617,7 @@
           <w:b w:val="0"/>
           <w:i w:val="0"/>
         </w:rPr>
-        <w:t>Now I explicitly ask the application to save a demo preference. It appears in this project's Memory view. This save is an intentional database operation, not a claim that the language model has permanently learned the note.</w:t>
+        <w:t xml:space="preserve">Now I explicitly ask the application to save a demo preference. It appears in this project's Memory view. This save is an intentional database operation, not a claim that the language model has permanently learned the note.</w:t>
       </w:r>
     </w:p>
     <w:p>
@@ -2642,7 +2642,7 @@
           <w:b w:val="0"/>
           <w:i w:val="0"/>
         </w:rPr>
-        <w:t>The note is still listed after the page reloads. Persistence across application restarts is also covered by storage tests. Nimita will now explain what our measured results support and where the prototype still needs improvement.</w:t>
+        <w:t xml:space="preserve">The note is still listed after the page reloads. Persistence across application restarts is also covered by storage tests. Nimita will now explain what our measured results support and where the prototype still needs improvement.</w:t>
       </w:r>
     </w:p>
     <w:p>
@@ -2784,7 +2784,7 @@
           <w:b w:val="0"/>
           <w:i w:val="0"/>
         </w:rPr>
-        <w:t>Our evaluation used authored fictional documents, not a representative personal archive. Hybrid retrieval included all required reference facts within its first five passages for ninety-six of ninety-six answerable retrieval questions. This is coverage on a small synthetic corpus, not one hundred percent answer accuracy. Lexical retrieval also reached the same coverage at five.</w:t>
+        <w:t xml:space="preserve">Our evaluation used authored fictional documents, not a representative personal archive. Hybrid retrieval included all required reference facts within its first five passages for ninety-six of ninety-six answerable retrieval questions. This is coverage on a small synthetic corpus, not one hundred percent answer accuracy. Lexical retrieval also reached the same coverage at five.</w:t>
       </w:r>
     </w:p>
     <w:p>
@@ -2797,7 +2797,7 @@
           <w:b w:val="0"/>
           <w:i/>
         </w:rPr>
-        <w:t>Operate  N2  Point to the historical generation baseline: 0/24.</w:t>
+        <w:t xml:space="preserve">Operate  N2  Point to the historical generation baseline of 0/24.</w:t>
       </w:r>
     </w:p>
     <w:p>
@@ -2809,7 +2809,7 @@
           <w:b w:val="0"/>
           <w:i w:val="0"/>
         </w:rPr>
-        <w:t>Historically, both generation conditions matched all requested values on zero of twenty-four answerable questions. The context fitter could discard retrieved evidence after serialization. An earlier evaluation-only diagnostic produced seven and three complete matches. That step is historical: the repair is now applied locally in the Linux and Windows checkouts, although it has not been committed or pushed.</w:t>
+        <w:t xml:space="preserve">Historically, both generation conditions matched all requested values on zero of twenty-four answerable questions. The context fitter could discard retrieved evidence after serialization. These are historical measurements. The context repair and later safeguards are implemented in the Linux and Windows versions; the old results remain visible for comparison.</w:t>
       </w:r>
     </w:p>
     <w:p>
@@ -2834,7 +2834,7 @@
           <w:b w:val="0"/>
           <w:i w:val="0"/>
         </w:rPr>
-        <w:t>The production repair fits a complete-character prefix using its actual serialized UTF-eight size. All sixty-four replay requests retained initial reference evidence, stayed within budget, and completed without request errors. Single-pass RAG matched all requested values on seven of twenty-four answerable questions; the agent did so on three. Average fact-value matching was thirty-seven point five and twenty-seven point zero eight percent. These are reused questions, not a held-out test or general accuracy. No extra model-selected tool calls occurred.</w:t>
+        <w:t xml:space="preserve">The production repair uses the actual serialized UTF-eight size to fit evidence. All sixty-four replay requests retained initial references, stayed within budget and completed without errors. Single-pass RAG matched every requested value on seven of twenty-four answerable questions; the agent did so on three. These were reused questions, not a held-out test or general accuracy. No extra model-selected tool calls occurred.</w:t>
       </w:r>
     </w:p>
     <w:p>
@@ -2847,7 +2847,7 @@
           <w:b w:val="0"/>
           <w:i/>
         </w:rPr>
-        <w:t>Operate  N4  Point to historical summaries: 10/24; not rerun.</w:t>
+        <w:t xml:space="preserve">Operate  N4  Show historical summaries and the separate later 9B probe.</w:t>
       </w:r>
     </w:p>
     <w:p>
@@ -2859,7 +2859,7 @@
           <w:b w:val="0"/>
           <w:i w:val="0"/>
         </w:rPr>
-        <w:t>The earlier long-document experiment retained ten of twenty-four requested values across three final summaries, despite reading all extracted text. It was not rerun for this repair. A separate thousand-character passage-prefix limit also remains. Evidence retention and complete generated answers are still different properties.</w:t>
+        <w:t xml:space="preserve">The earlier long-document experiment retained ten of twenty-four requested values across three final summaries. It was not rerun. Current question answering uses query-centered excerpts, but bounded context can still omit facts. A later small, post-selected nine-billion-parameter development probe passed eight known-fact checks and declined two unknowns. This is separate from the paper benchmark and does not establish general accuracy.</w:t>
       </w:r>
     </w:p>
     <w:p>
@@ -2884,7 +2884,7 @@
           <w:b w:val="0"/>
           <w:i w:val="0"/>
         </w:rPr>
-        <w:t>Other limits remain: no OCR for scanned image PDFs, readable rather than encrypted database storage, and access restricted to approved supported files. Linux inference was evaluated. The Windows copy passed tests on Linux, with native checks skipped in this repair run; native Windows GPU inference remains untested. Local operation does not remove every security risk.</w:t>
+        <w:t xml:space="preserve">Current file lists and exact filename checks use index metadata. Greetings now bypass retrieval, avoiding invented project context. Uncited substantive document replies get one retry, including requests such as explain the setup. Failed reference checks show exact excerpts. The local suites passed one hundred sixty-three Linux tests and two hundred Windows-copy tests on Linux, with six native checks skipped. Valid citations still do not prove every claim. Scanned PDFs need external OCR, and the database is not encrypted.</w:t>
       </w:r>
     </w:p>
     <w:p>
@@ -2909,7 +2909,7 @@
           <w:b w:val="0"/>
           <w:i w:val="0"/>
         </w:rPr>
-        <w:t>Next steps are better passage selection, stronger long-document coverage, broader held-out evaluation, and native Windows GPU testing. Local OCR is another possible extension. The context repair and regression tests are complete locally; these other improvements remain proposed. LocalMind combines a working local workflow with measurements of its remaining limits. Thank you to Dr. Sonali Kothari and the panel. We welcome your questions.</w:t>
+        <w:t xml:space="preserve">Next steps are stronger long-document coverage, broader held-out evaluation and native Windows GPU testing, which remains unmeasured. Local OCR is another possible extension. These improvements remain proposed. LocalMind combines a working local workflow with measurements of its remaining limits. Thank you to Dr. Sonali Kothari and the panel. We welcome your questions.</w:t>
       </w:r>
     </w:p>
     <w:p>
@@ -3030,7 +3030,7 @@
           <w:b w:val="0"/>
           <w:i w:val="0"/>
         </w:rPr>
-        <w:t>The browser calls a loopback FastAPI service. Approved files become text and overlapping chunks stored in SQLite. Full-text and embedding retrieval select passages. The agent calls the local MCP stdio server, then supplies bounded evidence to Qwen through loopback Ollama. The browser displays responses and sources.</w:t>
+        <w:t xml:space="preserve">The browser calls a loopback FastAPI service. Approved files become text and chunks in SQLite. Retrieval selects evidence through the local MCP stdio server and Ollama runs the downloaded model. Greetings bypass that retrieval flow. File inventories use actual index metadata, and source cards group excerpts while keeping citation numbers.</w:t>
       </w:r>
     </w:p>
     <w:p>
@@ -3183,7 +3183,7 @@
           <w:b w:val="0"/>
           <w:i w:val="0"/>
         </w:rPr>
-        <w:t>No. We use existing downloaded Qwen3 and EmbeddingGemma models. The project concerns the application, retrieval, persistence, tool interface, and evaluation. Supplying retrieved context at request time is different from training or fine-tuning.</w:t>
+        <w:t xml:space="preserve">No. We use existing downloaded Qwen and EmbeddingGemma models. The project concerns the application, retrieval, persistence, tool interface and evaluation. Supplying retrieved context at request time does not train or fine-tune model weights.</w:t>
       </w:r>
     </w:p>
     <w:p>
@@ -3215,7 +3215,7 @@
           <w:b w:val="0"/>
           <w:i w:val="0"/>
         </w:rPr>
-        <w:t>The default chat tag is qwen3:4b-instruct-2507-q4_K_M, with EmbeddingGemma for 768-dimensional embeddings and an 8,192-token configured chat context. Development inference used Linux with an RTX 5050, Ryzen 7 250, and 16 GB RAM. We do not claim universal speed or native Windows GPU validation.</w:t>
+        <w:t xml:space="preserve">Source defaults are qwen3:4b-instruct-2507-q4_K_M, EmbeddingGemma and 8192 context tokens. This Linux laptop also used the optional qwen3.5:9b-q4_K_M / 12288 profile, with partial CPU offload. Hardware: RTX 5050 with 8 GB VRAM, Ryzen 7 250 and 16 GB RAM. The small development probe is not a universal model ranking; native Windows GPU inference remains unmeasured.</w:t>
       </w:r>
     </w:p>
     <w:p>
@@ -3336,7 +3336,7 @@
           <w:b w:val="0"/>
           <w:i w:val="0"/>
         </w:rPr>
-        <w:t>The old raw-prefix estimate missed actual JSON escaping and UTF-8 size, so a later check could discard the entire reference block. The production fitter now searches for a complete-character prefix that fits the actual serialized budget, including its shortening marker and metadata. The fix is applied locally to Linux and Windows copies, but not committed or pushed. Production replay retained initial references on 64/64 requests within budget. It reused the same questions, so it is not held-out validation.</w:t>
+        <w:t xml:space="preserve">The old estimate missed JSON escaping and UTF-8 cost, which could discard evidence. The repaired fitter retained references in 64/64 historical replay requests within budget. Current records also preserve exact filenames, paths and document identifiers; oversized metadata does not starve every later fitting record. Greetings bypass retrieval, and substantive document answers pass citation checks. These safeguards do not establish general factual accuracy.</w:t>
       </w:r>
     </w:p>
     <w:p>
@@ -3368,7 +3368,7 @@
           <w:b w:val="0"/>
           <w:i w:val="0"/>
         </w:rPr>
-        <w:t>No. A numbered citation can refer to a real document without supporting a particular claim. We inspect the cited passage. Automatic value matching and citation-index validation are useful proxies, not a complete factuality judgment.</w:t>
+        <w:t xml:space="preserve">No. A real citation can still fail to support a claim. Uncited substantive document replies, including imperative requests, can get one tool-free retry. Invalid references fail directly, and failed retries retain safe original excerpts. Grouped cards keep original citation numbers. We still inspect the source passage.</w:t>
       </w:r>
     </w:p>
     <w:p>
@@ -3400,7 +3400,7 @@
           <w:b w:val="0"/>
           <w:i w:val="0"/>
         </w:rPr>
-        <w:t>No completeness guarantee. MCP pagination fetches supported extracted text and the agent processes long text in sections, but reduction can lose facts. The historical experiment retained 10 of 24 requested values across three final summaries; it was not rerun for this repair. The 1,000-character source-prefix limit for question answering also remains. The fix preserves a fitting reference message rather than redesigning retrieval or summary reduction.</w:t>
+        <w:t xml:space="preserve">There is no completeness guarantee. MCP pagination fetches supported extracted text and long summaries process sections, but reduction can lose facts. The historical experiment retained 10/24 requested values across three summaries and was not rerun. Current question answering uses query-centered excerpts instead of fixed prefixes; bounded context can still omit facts.</w:t>
       </w:r>
     </w:p>
     <w:p>
@@ -3464,7 +3464,7 @@
           <w:b w:val="0"/>
           <w:i w:val="0"/>
         </w:rPr>
-        <w:t>The database is not encrypted, and local access protections do not defeat every local threat. The repair passed 62 Linux tests; the Windows copy tested on Linux passed 99 with six native checks skipped. Earlier native Windows CI is historical evidence, and Windows GPU inference remains untested. Priorities are passage coverage, held-out factuality evaluation, long summaries, and Windows GPU validation. The repaired context fitter and regression tests are already applied locally.</w:t>
+        <w:t xml:space="preserve">The database is not encrypted and local access checks do not defeat every threat. Latest suites: 163 Linux tests; 200 Windows-copy tests on Linux with six native checks skipped. The earlier native CI result of 178 tests per interpreter checked a previous commit. Native Windows GPU inference remains unmeasured. Future work includes long-document coverage, held-out evaluation and local OCR.</w:t>
       </w:r>
     </w:p>
     <w:p>
@@ -3489,7 +3489,7 @@
           <w:b w:val="0"/>
           <w:i w:val="0"/>
         </w:rPr>
-        <w:t>Keep retrieval, evidence transport, and final answer quality separate. These measurements use authored fictional English documents and automatic value matching; they are not a representative user study or a complete semantic factuality judgment.</w:t>
+        <w:t xml:space="preserve">Keep evidence coverage, transport and generated answers separate. Current suites passed 163 Linux tests and 200 Windows-copy tests on Linux, with six native checks skipped. The table separates historical experiments from the later small development probe.</w:t>
       </w:r>
     </w:p>
     <w:tbl>
@@ -3633,7 +3633,7 @@
                 <w:b w:val="0"/>
                 <w:sz w:val="24"/>
               </w:rPr>
-              <w:t>Historical retrieval</w:t>
+              <w:t xml:space="preserve">Historical retrieval</w:t>
             </w:r>
           </w:p>
         </w:tc>
@@ -3663,7 +3663,7 @@
                 <w:b w:val="0"/>
                 <w:sz w:val="24"/>
               </w:rPr>
-              <w:t>96/96 at top five</w:t>
+              <w:t xml:space="preserve">96/96 at top five</w:t>
             </w:r>
           </w:p>
         </w:tc>
@@ -3693,7 +3693,7 @@
                 <w:b w:val="0"/>
                 <w:sz w:val="24"/>
               </w:rPr>
-              <w:t>Lexical and hybrid evidence coverage on the authored corpus.</w:t>
+              <w:t xml:space="preserve">Lexical and hybrid evidence coverage on the authored corpus.</w:t>
             </w:r>
           </w:p>
         </w:tc>
@@ -3728,7 +3728,7 @@
                 <w:b w:val="0"/>
                 <w:sz w:val="24"/>
               </w:rPr>
-              <w:t>Historical generation</w:t>
+              <w:t xml:space="preserve">Historical generation</w:t>
             </w:r>
           </w:p>
         </w:tc>
@@ -3758,7 +3758,7 @@
                 <w:b w:val="0"/>
                 <w:sz w:val="24"/>
               </w:rPr>
-              <w:t>0/24 per method</w:t>
+              <w:t xml:space="preserve">0/24 per method</w:t>
             </w:r>
           </w:p>
         </w:tc>
@@ -3788,7 +3788,7 @@
                 <w:b w:val="0"/>
                 <w:sz w:val="24"/>
               </w:rPr>
-              <w:t>Original fitter dropped the reference block.</w:t>
+              <w:t xml:space="preserve">Original fitter dropped the reference block.</w:t>
             </w:r>
           </w:p>
         </w:tc>
@@ -3823,7 +3823,7 @@
                 <w:b w:val="0"/>
                 <w:sz w:val="24"/>
               </w:rPr>
-              <w:t>Repaired production</w:t>
+              <w:t xml:space="preserve">Historical repair replay</w:t>
             </w:r>
           </w:p>
         </w:tc>
@@ -3853,7 +3853,7 @@
                 <w:b w:val="0"/>
                 <w:sz w:val="24"/>
               </w:rPr>
-              <w:t>RAG 7/24; MCP 3/24</w:t>
+              <w:t xml:space="preserve">RAG 7/24; MCP 3/24</w:t>
             </w:r>
           </w:p>
         </w:tc>
@@ -3883,7 +3883,7 @@
                 <w:b w:val="0"/>
                 <w:sz w:val="24"/>
               </w:rPr>
-              <w:t>Direct replay; reused questions, not independent confirmation.</w:t>
+              <w:t xml:space="preserve">64/64 requests retained evidence. Reused questions; not held-out validation.</w:t>
             </w:r>
           </w:p>
         </w:tc>
@@ -3918,7 +3918,7 @@
                 <w:b w:val="0"/>
                 <w:sz w:val="24"/>
               </w:rPr>
-              <w:t>Evidence delivery</w:t>
+              <w:t xml:space="preserve">Small later 9B probe</w:t>
             </w:r>
           </w:p>
         </w:tc>
@@ -3948,7 +3948,7 @@
                 <w:b w:val="0"/>
                 <w:sz w:val="24"/>
               </w:rPr>
-              <w:t>64/64 requests</w:t>
+              <w:t xml:space="preserve">8/8 known; 2/2 unknown</w:t>
             </w:r>
           </w:p>
         </w:tc>
@@ -3978,7 +3978,7 @@
                 <w:b w:val="0"/>
                 <w:sz w:val="24"/>
               </w:rPr>
-              <w:t>Reference evidence retained within the configured budget.</w:t>
+              <w:t xml:space="preserve">Post-selected development checks; not general accuracy. Extra short-summary check failed.</w:t>
             </w:r>
           </w:p>
         </w:tc>
@@ -4013,7 +4013,7 @@
                 <w:b w:val="0"/>
                 <w:sz w:val="24"/>
               </w:rPr>
-              <w:t>Historical summaries</w:t>
+              <w:t xml:space="preserve">Historical summaries</w:t>
             </w:r>
           </w:p>
         </w:tc>
@@ -4043,7 +4043,7 @@
                 <w:b w:val="0"/>
                 <w:sz w:val="24"/>
               </w:rPr>
-              <w:t>10/24 fact values</w:t>
+              <w:t xml:space="preserve">10/24 fact values</w:t>
             </w:r>
           </w:p>
         </w:tc>
@@ -4073,7 +4073,7 @@
                 <w:b w:val="0"/>
                 <w:sz w:val="24"/>
               </w:rPr>
-              <w:t>Three documents; not rerun after the repair.</w:t>
+              <w:t xml:space="preserve">Three documents; not rerun after the repair.</w:t>
             </w:r>
           </w:p>
         </w:tc>
@@ -4107,7 +4107,7 @@
           <w:b w:val="0"/>
           <w:i w:val="0"/>
         </w:rPr>
-        <w:t>The app indexes approved supported folders rather than an unrestricted disk. Scanned image PDFs need OCR that this version does not include. Stored text is not encrypted. Model-selected tools are bounded and read-only. Linux inference was evaluated; native Windows GPU inference was not tested. Numbered sources must be checked against the claim.</w:t>
+        <w:t xml:space="preserve">Latest metadata checks returned 7 indexed files, 1 exact api.md match and 0 matches for an absent test filename. One hello check took 0.0931 seconds with no model or retrieval call; this is not model-answer latency. No OCR is included, the database is unencrypted, and native Windows GPU inference is unmeasured.</w:t>
       </w:r>
     </w:p>
     <w:p>
@@ -4127,7 +4127,7 @@
           <w:b w:val="0"/>
           <w:i w:val="0"/>
         </w:rPr>
-        <w:t>For a short summary, open the sample source and choose Summarize in chat. For a plan, open the project and choose Generate project plan with two milestones for the sample goals and a request to label assumptions. Both are reviewable generated drafts; they do not prove full summary coverage or create a finished software project.</w:t>
+        <w:t xml:space="preserve">Only with extra time: open a sample source and choose Summarize in chat, or request a project plan with two milestones and labeled assumptions. Both are reviewable generated drafts. They do not prove full summary coverage or create a finished software project.</w:t>
       </w:r>
     </w:p>
     <w:p>
@@ -4174,7 +4174,7 @@
           <w:b w:val="0"/>
           <w:i w:val="0"/>
         </w:rPr>
-        <w:t>• The context repair is applied locally. Do not claim perfect answers, model training, agent superiority, a published repair, or tested Windows GPU inference.</w:t>
+        <w:t xml:space="preserve">• Explain the greeting, metadata and citation repairs without claiming perfect answers or universal model superiority. The earlier Windows CI run checked a previous commit.</w:t>
       </w:r>
     </w:p>
     <w:p>
@@ -4187,7 +4187,7 @@
           <w:b w:val="0"/>
           <w:i w:val="0"/>
         </w:rPr>
-        <w:t>• Next priorities: better passage selection, per-source evidence quotas, long-summary coverage, held-out factuality evaluation, native Windows GPU checks, and local OCR.</w:t>
+        <w:t xml:space="preserve">• Keep historical research, the small 9B probe and current software checks separate. Next work includes long-document coverage, held-out evaluation, local OCR and Windows GPU testing.</w:t>
       </w:r>
     </w:p>
     <w:sectPr>

--- a/output/presentation/localmind-demo-and-speaking-guide.docx
+++ b/output/presentation/localmind-demo-and-speaking-guide.docx
@@ -55,9 +55,9 @@
           <w:b w:val="0"/>
           <w:i w:val="0"/>
         </w:rPr>
-        <w:t>SIT  |  Minors in AIML  |  Academic year 23-27</w:t>
+        <w:t>SIT  |  Bachelor of Computer Science Engineering</w:t>
         <w:br/>
-        <w:t>Guide  Dr. Sonali Kothari</w:t>
+        <w:t>Academic year 23-27  |  Guide  Dr. Sonali Kothari</w:t>
       </w:r>
     </w:p>
     <w:p>
